--- a/assessment/risk_tables/h1_modls_output.docx
+++ b/assessment/risk_tables/h1_modls_output.docx
@@ -455,7 +455,7 @@
               <w:jc w:val="center"/>
             </w:pPr>
             <w:r>
-              <w:t xml:space="preserve">12351</w:t>
+              <w:t xml:space="preserve">12675</w:t>
             </w:r>
           </w:p>
         </w:tc>
@@ -487,7 +487,7 @@
               <w:jc w:val="center"/>
             </w:pPr>
             <w:r>
-              <w:t xml:space="preserve">16091</w:t>
+              <w:t xml:space="preserve">15884</w:t>
             </w:r>
           </w:p>
         </w:tc>
@@ -519,7 +519,7 @@
               <w:jc w:val="center"/>
             </w:pPr>
             <w:r>
-              <w:t xml:space="preserve">16704</w:t>
+              <w:t xml:space="preserve">15594</w:t>
             </w:r>
           </w:p>
         </w:tc>
@@ -601,7 +601,7 @@
               <w:jc w:val="center"/>
             </w:pPr>
             <w:r>
-              <w:t xml:space="preserve">9911</w:t>
+              <w:t xml:space="preserve">10191</w:t>
             </w:r>
           </w:p>
         </w:tc>
@@ -633,87 +633,87 @@
               <w:jc w:val="center"/>
             </w:pPr>
             <w:r>
-              <w:t xml:space="preserve">8044</w:t>
-            </w:r>
-          </w:p>
-        </w:tc>
-        <w:tc>
-          <w:tcPr/>
-          <w:p>
-            <w:pPr>
-              <w:numPr>
-                <w:ilvl w:val="0"/>
-                <w:numId w:val="1000"/>
-              </w:numPr>
-              <w:pStyle w:val="Compact"/>
-              <w:jc w:val="center"/>
-            </w:pPr>
-            <w:r>
-              <w:t xml:space="preserve">97</w:t>
-            </w:r>
-          </w:p>
-        </w:tc>
-        <w:tc>
-          <w:tcPr/>
-          <w:p>
-            <w:pPr>
-              <w:numPr>
-                <w:ilvl w:val="0"/>
-                <w:numId w:val="1000"/>
-              </w:numPr>
-              <w:pStyle w:val="Compact"/>
-              <w:jc w:val="center"/>
-            </w:pPr>
-            <w:r>
-              <w:t xml:space="preserve">6723</w:t>
-            </w:r>
-          </w:p>
-        </w:tc>
-        <w:tc>
-          <w:tcPr/>
-          <w:p>
-            <w:pPr>
-              <w:numPr>
-                <w:ilvl w:val="0"/>
-                <w:numId w:val="1000"/>
-              </w:numPr>
-              <w:pStyle w:val="Compact"/>
-              <w:jc w:val="center"/>
-            </w:pPr>
-            <w:r>
-              <w:t xml:space="preserve">79</w:t>
-            </w:r>
-          </w:p>
-        </w:tc>
-        <w:tc>
-          <w:tcPr/>
-          <w:p>
-            <w:pPr>
-              <w:numPr>
-                <w:ilvl w:val="0"/>
-                <w:numId w:val="1000"/>
-              </w:numPr>
-              <w:pStyle w:val="Compact"/>
-              <w:jc w:val="center"/>
-            </w:pPr>
-            <w:r>
-              <w:t xml:space="preserve">1641</w:t>
-            </w:r>
-          </w:p>
-        </w:tc>
-        <w:tc>
-          <w:tcPr/>
-          <w:p>
-            <w:pPr>
-              <w:numPr>
-                <w:ilvl w:val="0"/>
-                <w:numId w:val="1000"/>
-              </w:numPr>
-              <w:pStyle w:val="Compact"/>
-              <w:jc w:val="center"/>
-            </w:pPr>
-            <w:r>
-              <w:t xml:space="preserve">1870</w:t>
+              <w:t xml:space="preserve">7669</w:t>
+            </w:r>
+          </w:p>
+        </w:tc>
+        <w:tc>
+          <w:tcPr/>
+          <w:p>
+            <w:pPr>
+              <w:numPr>
+                <w:ilvl w:val="0"/>
+                <w:numId w:val="1000"/>
+              </w:numPr>
+              <w:pStyle w:val="Compact"/>
+              <w:jc w:val="center"/>
+            </w:pPr>
+            <w:r>
+              <w:t xml:space="preserve">96</w:t>
+            </w:r>
+          </w:p>
+        </w:tc>
+        <w:tc>
+          <w:tcPr/>
+          <w:p>
+            <w:pPr>
+              <w:numPr>
+                <w:ilvl w:val="0"/>
+                <w:numId w:val="1000"/>
+              </w:numPr>
+              <w:pStyle w:val="Compact"/>
+              <w:jc w:val="center"/>
+            </w:pPr>
+            <w:r>
+              <w:t xml:space="preserve">5925</w:t>
+            </w:r>
+          </w:p>
+        </w:tc>
+        <w:tc>
+          <w:tcPr/>
+          <w:p>
+            <w:pPr>
+              <w:numPr>
+                <w:ilvl w:val="0"/>
+                <w:numId w:val="1000"/>
+              </w:numPr>
+              <w:pStyle w:val="Compact"/>
+              <w:jc w:val="center"/>
+            </w:pPr>
+            <w:r>
+              <w:t xml:space="preserve">63</w:t>
+            </w:r>
+          </w:p>
+        </w:tc>
+        <w:tc>
+          <w:tcPr/>
+          <w:p>
+            <w:pPr>
+              <w:numPr>
+                <w:ilvl w:val="0"/>
+                <w:numId w:val="1000"/>
+              </w:numPr>
+              <w:pStyle w:val="Compact"/>
+              <w:jc w:val="center"/>
+            </w:pPr>
+            <w:r>
+              <w:t xml:space="preserve">1654</w:t>
+            </w:r>
+          </w:p>
+        </w:tc>
+        <w:tc>
+          <w:tcPr/>
+          <w:p>
+            <w:pPr>
+              <w:numPr>
+                <w:ilvl w:val="0"/>
+                <w:numId w:val="1000"/>
+              </w:numPr>
+              <w:pStyle w:val="Compact"/>
+              <w:jc w:val="center"/>
+            </w:pPr>
+            <w:r>
+              <w:t xml:space="preserve">1911</w:t>
             </w:r>
           </w:p>
         </w:tc>
@@ -747,7 +747,7 @@
               <w:jc w:val="center"/>
             </w:pPr>
             <w:r>
-              <w:t xml:space="preserve">11205</w:t>
+              <w:t xml:space="preserve">11502</w:t>
             </w:r>
           </w:p>
         </w:tc>
@@ -779,7 +779,7 @@
               <w:jc w:val="center"/>
             </w:pPr>
             <w:r>
-              <w:t xml:space="preserve">11622</w:t>
+              <w:t xml:space="preserve">11282</w:t>
             </w:r>
           </w:p>
         </w:tc>
@@ -811,7 +811,7 @@
               <w:jc w:val="center"/>
             </w:pPr>
             <w:r>
-              <w:t xml:space="preserve">10671</w:t>
+              <w:t xml:space="preserve">9654</w:t>
             </w:r>
           </w:p>
         </w:tc>
@@ -843,23 +843,23 @@
               <w:jc w:val="center"/>
             </w:pPr>
             <w:r>
-              <w:t xml:space="preserve">738</w:t>
-            </w:r>
-          </w:p>
-        </w:tc>
-        <w:tc>
-          <w:tcPr/>
-          <w:p>
-            <w:pPr>
-              <w:numPr>
-                <w:ilvl w:val="0"/>
-                <w:numId w:val="1000"/>
-              </w:numPr>
-              <w:pStyle w:val="Compact"/>
-              <w:jc w:val="center"/>
-            </w:pPr>
-            <w:r>
-              <w:t xml:space="preserve">916</w:t>
+              <w:t xml:space="preserve">748</w:t>
+            </w:r>
+          </w:p>
+        </w:tc>
+        <w:tc>
+          <w:tcPr/>
+          <w:p>
+            <w:pPr>
+              <w:numPr>
+                <w:ilvl w:val="0"/>
+                <w:numId w:val="1000"/>
+              </w:numPr>
+              <w:pStyle w:val="Compact"/>
+              <w:jc w:val="center"/>
+            </w:pPr>
+            <w:r>
+              <w:t xml:space="preserve">941</w:t>
             </w:r>
           </w:p>
         </w:tc>
@@ -893,7 +893,7 @@
               <w:jc w:val="center"/>
             </w:pPr>
             <w:r>
-              <w:t xml:space="preserve">10857</w:t>
+              <w:t xml:space="preserve">11145</w:t>
             </w:r>
           </w:p>
         </w:tc>
@@ -925,7 +925,7 @@
               <w:jc w:val="center"/>
             </w:pPr>
             <w:r>
-              <w:t xml:space="preserve">10521</w:t>
+              <w:t xml:space="preserve">10156</w:t>
             </w:r>
           </w:p>
         </w:tc>
@@ -957,55 +957,55 @@
               <w:jc w:val="center"/>
             </w:pPr>
             <w:r>
-              <w:t xml:space="preserve">9374</w:t>
-            </w:r>
-          </w:p>
-        </w:tc>
-        <w:tc>
-          <w:tcPr/>
-          <w:p>
-            <w:pPr>
-              <w:numPr>
-                <w:ilvl w:val="0"/>
-                <w:numId w:val="1000"/>
-              </w:numPr>
-              <w:pStyle w:val="Compact"/>
-              <w:jc w:val="center"/>
-            </w:pPr>
-            <w:r>
-              <w:t xml:space="preserve">97</w:t>
-            </w:r>
-          </w:p>
-        </w:tc>
-        <w:tc>
-          <w:tcPr/>
-          <w:p>
-            <w:pPr>
-              <w:numPr>
-                <w:ilvl w:val="0"/>
-                <w:numId w:val="1000"/>
-              </w:numPr>
-              <w:pStyle w:val="Compact"/>
-              <w:jc w:val="center"/>
-            </w:pPr>
-            <w:r>
-              <w:t xml:space="preserve">974</w:t>
-            </w:r>
-          </w:p>
-        </w:tc>
-        <w:tc>
-          <w:tcPr/>
-          <w:p>
-            <w:pPr>
-              <w:numPr>
-                <w:ilvl w:val="0"/>
-                <w:numId w:val="1000"/>
-              </w:numPr>
-              <w:pStyle w:val="Compact"/>
-              <w:jc w:val="center"/>
-            </w:pPr>
-            <w:r>
-              <w:t xml:space="preserve">1182</w:t>
+              <w:t xml:space="preserve">8404</w:t>
+            </w:r>
+          </w:p>
+        </w:tc>
+        <w:tc>
+          <w:tcPr/>
+          <w:p>
+            <w:pPr>
+              <w:numPr>
+                <w:ilvl w:val="0"/>
+                <w:numId w:val="1000"/>
+              </w:numPr>
+              <w:pStyle w:val="Compact"/>
+              <w:jc w:val="center"/>
+            </w:pPr>
+            <w:r>
+              <w:t xml:space="preserve">95</w:t>
+            </w:r>
+          </w:p>
+        </w:tc>
+        <w:tc>
+          <w:tcPr/>
+          <w:p>
+            <w:pPr>
+              <w:numPr>
+                <w:ilvl w:val="0"/>
+                <w:numId w:val="1000"/>
+              </w:numPr>
+              <w:pStyle w:val="Compact"/>
+              <w:jc w:val="center"/>
+            </w:pPr>
+            <w:r>
+              <w:t xml:space="preserve">987</w:t>
+            </w:r>
+          </w:p>
+        </w:tc>
+        <w:tc>
+          <w:tcPr/>
+          <w:p>
+            <w:pPr>
+              <w:numPr>
+                <w:ilvl w:val="0"/>
+                <w:numId w:val="1000"/>
+              </w:numPr>
+              <w:pStyle w:val="Compact"/>
+              <w:jc w:val="center"/>
+            </w:pPr>
+            <w:r>
+              <w:t xml:space="preserve">1214</w:t>
             </w:r>
           </w:p>
         </w:tc>
@@ -1039,7 +1039,7 @@
               <w:jc w:val="center"/>
             </w:pPr>
             <w:r>
-              <w:t xml:space="preserve">10524</w:t>
+              <w:t xml:space="preserve">10805</w:t>
             </w:r>
           </w:p>
         </w:tc>
@@ -1071,7 +1071,7 @@
               <w:jc w:val="center"/>
             </w:pPr>
             <w:r>
-              <w:t xml:space="preserve">9568</w:t>
+              <w:t xml:space="preserve">9184</w:t>
             </w:r>
           </w:p>
         </w:tc>
@@ -1103,55 +1103,55 @@
               <w:jc w:val="center"/>
             </w:pPr>
             <w:r>
-              <w:t xml:space="preserve">8310</w:t>
-            </w:r>
-          </w:p>
-        </w:tc>
-        <w:tc>
-          <w:tcPr/>
-          <w:p>
-            <w:pPr>
-              <w:numPr>
-                <w:ilvl w:val="0"/>
-                <w:numId w:val="1000"/>
-              </w:numPr>
-              <w:pStyle w:val="Compact"/>
-              <w:jc w:val="center"/>
-            </w:pPr>
-            <w:r>
-              <w:t xml:space="preserve">93</w:t>
-            </w:r>
-          </w:p>
-        </w:tc>
-        <w:tc>
-          <w:tcPr/>
-          <w:p>
-            <w:pPr>
-              <w:numPr>
-                <w:ilvl w:val="0"/>
-                <w:numId w:val="1000"/>
-              </w:numPr>
-              <w:pStyle w:val="Compact"/>
-              <w:jc w:val="center"/>
-            </w:pPr>
-            <w:r>
-              <w:t xml:space="preserve">1204</w:t>
-            </w:r>
-          </w:p>
-        </w:tc>
-        <w:tc>
-          <w:tcPr/>
-          <w:p>
-            <w:pPr>
-              <w:numPr>
-                <w:ilvl w:val="0"/>
-                <w:numId w:val="1000"/>
-              </w:numPr>
-              <w:pStyle w:val="Compact"/>
-              <w:jc w:val="center"/>
-            </w:pPr>
-            <w:r>
-              <w:t xml:space="preserve">1430</w:t>
+              <w:t xml:space="preserve">7390</w:t>
+            </w:r>
+          </w:p>
+        </w:tc>
+        <w:tc>
+          <w:tcPr/>
+          <w:p>
+            <w:pPr>
+              <w:numPr>
+                <w:ilvl w:val="0"/>
+                <w:numId w:val="1000"/>
+              </w:numPr>
+              <w:pStyle w:val="Compact"/>
+              <w:jc w:val="center"/>
+            </w:pPr>
+            <w:r>
+              <w:t xml:space="preserve">87</w:t>
+            </w:r>
+          </w:p>
+        </w:tc>
+        <w:tc>
+          <w:tcPr/>
+          <w:p>
+            <w:pPr>
+              <w:numPr>
+                <w:ilvl w:val="0"/>
+                <w:numId w:val="1000"/>
+              </w:numPr>
+              <w:pStyle w:val="Compact"/>
+              <w:jc w:val="center"/>
+            </w:pPr>
+            <w:r>
+              <w:t xml:space="preserve">1220</w:t>
+            </w:r>
+          </w:p>
+        </w:tc>
+        <w:tc>
+          <w:tcPr/>
+          <w:p>
+            <w:pPr>
+              <w:numPr>
+                <w:ilvl w:val="0"/>
+                <w:numId w:val="1000"/>
+              </w:numPr>
+              <w:pStyle w:val="Compact"/>
+              <w:jc w:val="center"/>
+            </w:pPr>
+            <w:r>
+              <w:t xml:space="preserve">1469</w:t>
             </w:r>
           </w:p>
         </w:tc>

--- a/assessment/risk_tables/h1_modls_output.docx
+++ b/assessment/risk_tables/h1_modls_output.docx
@@ -119,7 +119,7 @@
                 </m:e>
                 <m:sub>
                   <m:r>
-                    <m:t>2021</m:t>
+                    <m:t>2022</m:t>
                   </m:r>
                 </m:sub>
               </m:sSub>
@@ -146,7 +146,7 @@
                 </m:e>
                 <m:sub>
                   <m:r>
-                    <m:t>2023</m:t>
+                    <m:t>2024</m:t>
                   </m:r>
                 </m:sub>
               </m:sSub>
@@ -176,7 +176,7 @@
                 </m:e>
                 <m:sub>
                   <m:r>
-                    <m:t>2023</m:t>
+                    <m:t>2024</m:t>
                   </m:r>
                 </m:sub>
               </m:sSub>
@@ -235,7 +235,7 @@
                 </m:e>
                 <m:sub>
                   <m:r>
-                    <m:t>2027</m:t>
+                    <m:t>2028</m:t>
                   </m:r>
                 </m:sub>
               </m:sSub>
@@ -265,7 +265,7 @@
                 </m:e>
                 <m:sub>
                   <m:r>
-                    <m:t>2027</m:t>
+                    <m:t>2028</m:t>
                   </m:r>
                 </m:sub>
               </m:sSub>
@@ -324,7 +324,7 @@
                 </m:e>
                 <m:sub>
                   <m:r>
-                    <m:t>2031</m:t>
+                    <m:t>2032</m:t>
                   </m:r>
                 </m:sub>
               </m:sSub>
@@ -354,7 +354,7 @@
                 </m:e>
                 <m:sub>
                   <m:r>
-                    <m:t>2031</m:t>
+                    <m:t>2032</m:t>
                   </m:r>
                 </m:sub>
               </m:sSub>
@@ -405,23 +405,23 @@
               <w:jc w:val="center"/>
             </w:pPr>
             <w:r>
-              <w:t xml:space="preserve">Catch 2022 (kt)</w:t>
-            </w:r>
-          </w:p>
-        </w:tc>
-        <w:tc>
-          <w:tcPr/>
-          <w:p>
-            <w:pPr>
-              <w:numPr>
-                <w:ilvl w:val="0"/>
-                <w:numId w:val="1000"/>
-              </w:numPr>
-              <w:pStyle w:val="Compact"/>
-              <w:jc w:val="center"/>
-            </w:pPr>
-            <w:r>
               <w:t xml:space="preserve">Catch 2023 (kt)</w:t>
+            </w:r>
+          </w:p>
+        </w:tc>
+        <w:tc>
+          <w:tcPr/>
+          <w:p>
+            <w:pPr>
+              <w:numPr>
+                <w:ilvl w:val="0"/>
+                <w:numId w:val="1000"/>
+              </w:numPr>
+              <w:pStyle w:val="Compact"/>
+              <w:jc w:val="center"/>
+            </w:pPr>
+            <w:r>
+              <w:t xml:space="preserve">Catch 2024 (kt)</w:t>
             </w:r>
           </w:p>
         </w:tc>
@@ -455,7 +455,7 @@
               <w:jc w:val="center"/>
             </w:pPr>
             <w:r>
-              <w:t xml:space="preserve">12675</w:t>
+              <w:t xml:space="preserve">16447</w:t>
             </w:r>
           </w:p>
         </w:tc>
@@ -487,7 +487,7 @@
               <w:jc w:val="center"/>
             </w:pPr>
             <w:r>
-              <w:t xml:space="preserve">15884</w:t>
+              <w:t xml:space="preserve">17978</w:t>
             </w:r>
           </w:p>
         </w:tc>
@@ -519,7 +519,7 @@
               <w:jc w:val="center"/>
             </w:pPr>
             <w:r>
-              <w:t xml:space="preserve">15594</w:t>
+              <w:t xml:space="preserve">17868</w:t>
             </w:r>
           </w:p>
         </w:tc>
@@ -601,7 +601,7 @@
               <w:jc w:val="center"/>
             </w:pPr>
             <w:r>
-              <w:t xml:space="preserve">10191</w:t>
+              <w:t xml:space="preserve">10568</w:t>
             </w:r>
           </w:p>
         </w:tc>
@@ -633,87 +633,87 @@
               <w:jc w:val="center"/>
             </w:pPr>
             <w:r>
-              <w:t xml:space="preserve">7669</w:t>
-            </w:r>
-          </w:p>
-        </w:tc>
-        <w:tc>
-          <w:tcPr/>
-          <w:p>
-            <w:pPr>
-              <w:numPr>
-                <w:ilvl w:val="0"/>
-                <w:numId w:val="1000"/>
-              </w:numPr>
-              <w:pStyle w:val="Compact"/>
-              <w:jc w:val="center"/>
-            </w:pPr>
-            <w:r>
-              <w:t xml:space="preserve">96</w:t>
-            </w:r>
-          </w:p>
-        </w:tc>
-        <w:tc>
-          <w:tcPr/>
-          <w:p>
-            <w:pPr>
-              <w:numPr>
-                <w:ilvl w:val="0"/>
-                <w:numId w:val="1000"/>
-              </w:numPr>
-              <w:pStyle w:val="Compact"/>
-              <w:jc w:val="center"/>
-            </w:pPr>
-            <w:r>
-              <w:t xml:space="preserve">5925</w:t>
-            </w:r>
-          </w:p>
-        </w:tc>
-        <w:tc>
-          <w:tcPr/>
-          <w:p>
-            <w:pPr>
-              <w:numPr>
-                <w:ilvl w:val="0"/>
-                <w:numId w:val="1000"/>
-              </w:numPr>
-              <w:pStyle w:val="Compact"/>
-              <w:jc w:val="center"/>
-            </w:pPr>
-            <w:r>
-              <w:t xml:space="preserve">63</w:t>
-            </w:r>
-          </w:p>
-        </w:tc>
-        <w:tc>
-          <w:tcPr/>
-          <w:p>
-            <w:pPr>
-              <w:numPr>
-                <w:ilvl w:val="0"/>
-                <w:numId w:val="1000"/>
-              </w:numPr>
-              <w:pStyle w:val="Compact"/>
-              <w:jc w:val="center"/>
-            </w:pPr>
-            <w:r>
-              <w:t xml:space="preserve">1654</w:t>
-            </w:r>
-          </w:p>
-        </w:tc>
-        <w:tc>
-          <w:tcPr/>
-          <w:p>
-            <w:pPr>
-              <w:numPr>
-                <w:ilvl w:val="0"/>
-                <w:numId w:val="1000"/>
-              </w:numPr>
-              <w:pStyle w:val="Compact"/>
-              <w:jc w:val="center"/>
-            </w:pPr>
-            <w:r>
-              <w:t xml:space="preserve">1911</w:t>
+              <w:t xml:space="preserve">6908</w:t>
+            </w:r>
+          </w:p>
+        </w:tc>
+        <w:tc>
+          <w:tcPr/>
+          <w:p>
+            <w:pPr>
+              <w:numPr>
+                <w:ilvl w:val="0"/>
+                <w:numId w:val="1000"/>
+              </w:numPr>
+              <w:pStyle w:val="Compact"/>
+              <w:jc w:val="center"/>
+            </w:pPr>
+            <w:r>
+              <w:t xml:space="preserve">76</w:t>
+            </w:r>
+          </w:p>
+        </w:tc>
+        <w:tc>
+          <w:tcPr/>
+          <w:p>
+            <w:pPr>
+              <w:numPr>
+                <w:ilvl w:val="0"/>
+                <w:numId w:val="1000"/>
+              </w:numPr>
+              <w:pStyle w:val="Compact"/>
+              <w:jc w:val="center"/>
+            </w:pPr>
+            <w:r>
+              <w:t xml:space="preserve">6112</w:t>
+            </w:r>
+          </w:p>
+        </w:tc>
+        <w:tc>
+          <w:tcPr/>
+          <w:p>
+            <w:pPr>
+              <w:numPr>
+                <w:ilvl w:val="0"/>
+                <w:numId w:val="1000"/>
+              </w:numPr>
+              <w:pStyle w:val="Compact"/>
+              <w:jc w:val="center"/>
+            </w:pPr>
+            <w:r>
+              <w:t xml:space="preserve">62</w:t>
+            </w:r>
+          </w:p>
+        </w:tc>
+        <w:tc>
+          <w:tcPr/>
+          <w:p>
+            <w:pPr>
+              <w:numPr>
+                <w:ilvl w:val="0"/>
+                <w:numId w:val="1000"/>
+              </w:numPr>
+              <w:pStyle w:val="Compact"/>
+              <w:jc w:val="center"/>
+            </w:pPr>
+            <w:r>
+              <w:t xml:space="preserve">3120</w:t>
+            </w:r>
+          </w:p>
+        </w:tc>
+        <w:tc>
+          <w:tcPr/>
+          <w:p>
+            <w:pPr>
+              <w:numPr>
+                <w:ilvl w:val="0"/>
+                <w:numId w:val="1000"/>
+              </w:numPr>
+              <w:pStyle w:val="Compact"/>
+              <w:jc w:val="center"/>
+            </w:pPr>
+            <w:r>
+              <w:t xml:space="preserve">2659</w:t>
             </w:r>
           </w:p>
         </w:tc>
@@ -747,7 +747,7 @@
               <w:jc w:val="center"/>
             </w:pPr>
             <w:r>
-              <w:t xml:space="preserve">11502</w:t>
+              <w:t xml:space="preserve">14813</w:t>
             </w:r>
           </w:p>
         </w:tc>
@@ -779,7 +779,7 @@
               <w:jc w:val="center"/>
             </w:pPr>
             <w:r>
-              <w:t xml:space="preserve">11282</w:t>
+              <w:t xml:space="preserve">13485</w:t>
             </w:r>
           </w:p>
         </w:tc>
@@ -811,55 +811,55 @@
               <w:jc w:val="center"/>
             </w:pPr>
             <w:r>
-              <w:t xml:space="preserve">9654</w:t>
-            </w:r>
-          </w:p>
-        </w:tc>
-        <w:tc>
-          <w:tcPr/>
-          <w:p>
-            <w:pPr>
-              <w:numPr>
-                <w:ilvl w:val="0"/>
-                <w:numId w:val="1000"/>
-              </w:numPr>
-              <w:pStyle w:val="Compact"/>
-              <w:jc w:val="center"/>
-            </w:pPr>
-            <w:r>
-              <w:t xml:space="preserve">99</w:t>
-            </w:r>
-          </w:p>
-        </w:tc>
-        <w:tc>
-          <w:tcPr/>
-          <w:p>
-            <w:pPr>
-              <w:numPr>
-                <w:ilvl w:val="0"/>
-                <w:numId w:val="1000"/>
-              </w:numPr>
-              <w:pStyle w:val="Compact"/>
-              <w:jc w:val="center"/>
-            </w:pPr>
-            <w:r>
-              <w:t xml:space="preserve">748</w:t>
-            </w:r>
-          </w:p>
-        </w:tc>
-        <w:tc>
-          <w:tcPr/>
-          <w:p>
-            <w:pPr>
-              <w:numPr>
-                <w:ilvl w:val="0"/>
-                <w:numId w:val="1000"/>
-              </w:numPr>
-              <w:pStyle w:val="Compact"/>
-              <w:jc w:val="center"/>
-            </w:pPr>
-            <w:r>
-              <w:t xml:space="preserve">941</w:t>
+              <w:t xml:space="preserve">12541</w:t>
+            </w:r>
+          </w:p>
+        </w:tc>
+        <w:tc>
+          <w:tcPr/>
+          <w:p>
+            <w:pPr>
+              <w:numPr>
+                <w:ilvl w:val="0"/>
+                <w:numId w:val="1000"/>
+              </w:numPr>
+              <w:pStyle w:val="Compact"/>
+              <w:jc w:val="center"/>
+            </w:pPr>
+            <w:r>
+              <w:t xml:space="preserve">98</w:t>
+            </w:r>
+          </w:p>
+        </w:tc>
+        <w:tc>
+          <w:tcPr/>
+          <w:p>
+            <w:pPr>
+              <w:numPr>
+                <w:ilvl w:val="0"/>
+                <w:numId w:val="1000"/>
+              </w:numPr>
+              <w:pStyle w:val="Compact"/>
+              <w:jc w:val="center"/>
+            </w:pPr>
+            <w:r>
+              <w:t xml:space="preserve">764</w:t>
+            </w:r>
+          </w:p>
+        </w:tc>
+        <w:tc>
+          <w:tcPr/>
+          <w:p>
+            <w:pPr>
+              <w:numPr>
+                <w:ilvl w:val="0"/>
+                <w:numId w:val="1000"/>
+              </w:numPr>
+              <w:pStyle w:val="Compact"/>
+              <w:jc w:val="center"/>
+            </w:pPr>
+            <w:r>
+              <w:t xml:space="preserve">844</w:t>
             </w:r>
           </w:p>
         </w:tc>
@@ -893,7 +893,7 @@
               <w:jc w:val="center"/>
             </w:pPr>
             <w:r>
-              <w:t xml:space="preserve">11145</w:t>
+              <w:t xml:space="preserve">14323</w:t>
             </w:r>
           </w:p>
         </w:tc>
@@ -925,87 +925,87 @@
               <w:jc w:val="center"/>
             </w:pPr>
             <w:r>
-              <w:t xml:space="preserve">10156</w:t>
-            </w:r>
-          </w:p>
-        </w:tc>
-        <w:tc>
-          <w:tcPr/>
-          <w:p>
-            <w:pPr>
-              <w:numPr>
-                <w:ilvl w:val="0"/>
-                <w:numId w:val="1000"/>
-              </w:numPr>
-              <w:pStyle w:val="Compact"/>
-              <w:jc w:val="center"/>
-            </w:pPr>
-            <w:r>
-              <w:t xml:space="preserve">100</w:t>
-            </w:r>
-          </w:p>
-        </w:tc>
-        <w:tc>
-          <w:tcPr/>
-          <w:p>
-            <w:pPr>
-              <w:numPr>
-                <w:ilvl w:val="0"/>
-                <w:numId w:val="1000"/>
-              </w:numPr>
-              <w:pStyle w:val="Compact"/>
-              <w:jc w:val="center"/>
-            </w:pPr>
-            <w:r>
-              <w:t xml:space="preserve">8404</w:t>
-            </w:r>
-          </w:p>
-        </w:tc>
-        <w:tc>
-          <w:tcPr/>
-          <w:p>
-            <w:pPr>
-              <w:numPr>
-                <w:ilvl w:val="0"/>
-                <w:numId w:val="1000"/>
-              </w:numPr>
-              <w:pStyle w:val="Compact"/>
-              <w:jc w:val="center"/>
-            </w:pPr>
-            <w:r>
-              <w:t xml:space="preserve">95</w:t>
-            </w:r>
-          </w:p>
-        </w:tc>
-        <w:tc>
-          <w:tcPr/>
-          <w:p>
-            <w:pPr>
-              <w:numPr>
-                <w:ilvl w:val="0"/>
-                <w:numId w:val="1000"/>
-              </w:numPr>
-              <w:pStyle w:val="Compact"/>
-              <w:jc w:val="center"/>
-            </w:pPr>
-            <w:r>
-              <w:t xml:space="preserve">987</w:t>
-            </w:r>
-          </w:p>
-        </w:tc>
-        <w:tc>
-          <w:tcPr/>
-          <w:p>
-            <w:pPr>
-              <w:numPr>
-                <w:ilvl w:val="0"/>
-                <w:numId w:val="1000"/>
-              </w:numPr>
-              <w:pStyle w:val="Compact"/>
-              <w:jc w:val="center"/>
-            </w:pPr>
-            <w:r>
-              <w:t xml:space="preserve">1214</w:t>
+              <w:t xml:space="preserve">12409</w:t>
+            </w:r>
+          </w:p>
+        </w:tc>
+        <w:tc>
+          <w:tcPr/>
+          <w:p>
+            <w:pPr>
+              <w:numPr>
+                <w:ilvl w:val="0"/>
+                <w:numId w:val="1000"/>
+              </w:numPr>
+              <w:pStyle w:val="Compact"/>
+              <w:jc w:val="center"/>
+            </w:pPr>
+            <w:r>
+              <w:t xml:space="preserve">99</w:t>
+            </w:r>
+          </w:p>
+        </w:tc>
+        <w:tc>
+          <w:tcPr/>
+          <w:p>
+            <w:pPr>
+              <w:numPr>
+                <w:ilvl w:val="0"/>
+                <w:numId w:val="1000"/>
+              </w:numPr>
+              <w:pStyle w:val="Compact"/>
+              <w:jc w:val="center"/>
+            </w:pPr>
+            <w:r>
+              <w:t xml:space="preserve">11404</w:t>
+            </w:r>
+          </w:p>
+        </w:tc>
+        <w:tc>
+          <w:tcPr/>
+          <w:p>
+            <w:pPr>
+              <w:numPr>
+                <w:ilvl w:val="0"/>
+                <w:numId w:val="1000"/>
+              </w:numPr>
+              <w:pStyle w:val="Compact"/>
+              <w:jc w:val="center"/>
+            </w:pPr>
+            <w:r>
+              <w:t xml:space="preserve">97</w:t>
+            </w:r>
+          </w:p>
+        </w:tc>
+        <w:tc>
+          <w:tcPr/>
+          <w:p>
+            <w:pPr>
+              <w:numPr>
+                <w:ilvl w:val="0"/>
+                <w:numId w:val="1000"/>
+              </w:numPr>
+              <w:pStyle w:val="Compact"/>
+              <w:jc w:val="center"/>
+            </w:pPr>
+            <w:r>
+              <w:t xml:space="preserve">1006</w:t>
+            </w:r>
+          </w:p>
+        </w:tc>
+        <w:tc>
+          <w:tcPr/>
+          <w:p>
+            <w:pPr>
+              <w:numPr>
+                <w:ilvl w:val="0"/>
+                <w:numId w:val="1000"/>
+              </w:numPr>
+              <w:pStyle w:val="Compact"/>
+              <w:jc w:val="center"/>
+            </w:pPr>
+            <w:r>
+              <w:t xml:space="preserve">1083</w:t>
             </w:r>
           </w:p>
         </w:tc>
@@ -1039,7 +1039,7 @@
               <w:jc w:val="center"/>
             </w:pPr>
             <w:r>
-              <w:t xml:space="preserve">10805</w:t>
+              <w:t xml:space="preserve">13856</w:t>
             </w:r>
           </w:p>
         </w:tc>
@@ -1071,7 +1071,7 @@
               <w:jc w:val="center"/>
             </w:pPr>
             <w:r>
-              <w:t xml:space="preserve">9184</w:t>
+              <w:t xml:space="preserve">11484</w:t>
             </w:r>
           </w:p>
         </w:tc>
@@ -1103,55 +1103,55 @@
               <w:jc w:val="center"/>
             </w:pPr>
             <w:r>
-              <w:t xml:space="preserve">7390</w:t>
-            </w:r>
-          </w:p>
-        </w:tc>
-        <w:tc>
-          <w:tcPr/>
-          <w:p>
-            <w:pPr>
-              <w:numPr>
-                <w:ilvl w:val="0"/>
-                <w:numId w:val="1000"/>
-              </w:numPr>
-              <w:pStyle w:val="Compact"/>
-              <w:jc w:val="center"/>
-            </w:pPr>
-            <w:r>
-              <w:t xml:space="preserve">87</w:t>
-            </w:r>
-          </w:p>
-        </w:tc>
-        <w:tc>
-          <w:tcPr/>
-          <w:p>
-            <w:pPr>
-              <w:numPr>
-                <w:ilvl w:val="0"/>
-                <w:numId w:val="1000"/>
-              </w:numPr>
-              <w:pStyle w:val="Compact"/>
-              <w:jc w:val="center"/>
-            </w:pPr>
-            <w:r>
-              <w:t xml:space="preserve">1220</w:t>
-            </w:r>
-          </w:p>
-        </w:tc>
-        <w:tc>
-          <w:tcPr/>
-          <w:p>
-            <w:pPr>
-              <w:numPr>
-                <w:ilvl w:val="0"/>
-                <w:numId w:val="1000"/>
-              </w:numPr>
-              <w:pStyle w:val="Compact"/>
-              <w:jc w:val="center"/>
-            </w:pPr>
-            <w:r>
-              <w:t xml:space="preserve">1469</w:t>
+              <w:t xml:space="preserve">10462</w:t>
+            </w:r>
+          </w:p>
+        </w:tc>
+        <w:tc>
+          <w:tcPr/>
+          <w:p>
+            <w:pPr>
+              <w:numPr>
+                <w:ilvl w:val="0"/>
+                <w:numId w:val="1000"/>
+              </w:numPr>
+              <w:pStyle w:val="Compact"/>
+              <w:jc w:val="center"/>
+            </w:pPr>
+            <w:r>
+              <w:t xml:space="preserve">95</w:t>
+            </w:r>
+          </w:p>
+        </w:tc>
+        <w:tc>
+          <w:tcPr/>
+          <w:p>
+            <w:pPr>
+              <w:numPr>
+                <w:ilvl w:val="0"/>
+                <w:numId w:val="1000"/>
+              </w:numPr>
+              <w:pStyle w:val="Compact"/>
+              <w:jc w:val="center"/>
+            </w:pPr>
+            <w:r>
+              <w:t xml:space="preserve">1243</w:t>
+            </w:r>
+          </w:p>
+        </w:tc>
+        <w:tc>
+          <w:tcPr/>
+          <w:p>
+            <w:pPr>
+              <w:numPr>
+                <w:ilvl w:val="0"/>
+                <w:numId w:val="1000"/>
+              </w:numPr>
+              <w:pStyle w:val="Compact"/>
+              <w:jc w:val="center"/>
+            </w:pPr>
+            <w:r>
+              <w:t xml:space="preserve">1305</w:t>
             </w:r>
           </w:p>
         </w:tc>

--- a/assessment/risk_tables/h1_modls_output.docx
+++ b/assessment/risk_tables/h1_modls_output.docx
@@ -649,7 +649,7 @@
               <w:jc w:val="center"/>
             </w:pPr>
             <w:r>
-              <w:t xml:space="preserve">76</w:t>
+              <w:t xml:space="preserve">68</w:t>
             </w:r>
           </w:p>
         </w:tc>
@@ -681,7 +681,7 @@
               <w:jc w:val="center"/>
             </w:pPr>
             <w:r>
-              <w:t xml:space="preserve">62</w:t>
+              <w:t xml:space="preserve">53</w:t>
             </w:r>
           </w:p>
         </w:tc>
@@ -827,7 +827,7 @@
               <w:jc w:val="center"/>
             </w:pPr>
             <w:r>
-              <w:t xml:space="preserve">98</w:t>
+              <w:t xml:space="preserve">97</w:t>
             </w:r>
           </w:p>
         </w:tc>
@@ -973,7 +973,7 @@
               <w:jc w:val="center"/>
             </w:pPr>
             <w:r>
-              <w:t xml:space="preserve">97</w:t>
+              <w:t xml:space="preserve">96</w:t>
             </w:r>
           </w:p>
         </w:tc>
@@ -1087,7 +1087,7 @@
               <w:jc w:val="center"/>
             </w:pPr>
             <w:r>
-              <w:t xml:space="preserve">99</w:t>
+              <w:t xml:space="preserve">98</w:t>
             </w:r>
           </w:p>
         </w:tc>
@@ -1119,7 +1119,7 @@
               <w:jc w:val="center"/>
             </w:pPr>
             <w:r>
-              <w:t xml:space="preserve">95</w:t>
+              <w:t xml:space="preserve">93</w:t>
             </w:r>
           </w:p>
         </w:tc>

--- a/assessment/risk_tables/h1_modls_output.docx
+++ b/assessment/risk_tables/h1_modls_output.docx
@@ -77,6 +77,9 @@
         <w:tblStyle w:val="Table"/>
         <w:tblW w:type="pct" w:w="5000"/>
         <w:tblLook w:firstRow="1" w:lastRow="0" w:firstColumn="0" w:lastColumn="0" w:noHBand="0" w:noVBand="0" w:val="0020"/>
+        <w:jc w:val="start"/>
+        <w:tblInd w:w="720" w:type="dxa"/>
+        <w:tblLayout w:type="fixed"/>
       </w:tblPr>
       <w:tblGrid>
         <w:gridCol w:w="1137"/>
@@ -97,10 +100,6 @@
           <w:tcPr/>
           <w:p>
             <w:pPr>
-              <w:numPr>
-                <w:ilvl w:val="0"/>
-                <w:numId w:val="1000"/>
-              </w:numPr>
               <w:pStyle w:val="Compact"/>
               <w:jc w:val="center"/>
             </w:pPr>
@@ -119,7 +118,7 @@
                 </m:e>
                 <m:sub>
                   <m:r>
-                    <m:t>2022</m:t>
+                    <m:t>2023</m:t>
                   </m:r>
                 </m:sub>
               </m:sSub>
@@ -130,10 +129,6 @@
           <w:tcPr/>
           <w:p>
             <w:pPr>
-              <w:numPr>
-                <w:ilvl w:val="0"/>
-                <w:numId w:val="1000"/>
-              </w:numPr>
               <w:pStyle w:val="Compact"/>
               <w:jc w:val="center"/>
             </w:pPr>
@@ -146,7 +141,7 @@
                 </m:e>
                 <m:sub>
                   <m:r>
-                    <m:t>2024</m:t>
+                    <m:t>2025</m:t>
                   </m:r>
                 </m:sub>
               </m:sSub>
@@ -157,10 +152,6 @@
           <w:tcPr/>
           <w:p>
             <w:pPr>
-              <w:numPr>
-                <w:ilvl w:val="0"/>
-                <w:numId w:val="1000"/>
-              </w:numPr>
               <w:pStyle w:val="Compact"/>
               <w:jc w:val="center"/>
             </w:pPr>
@@ -176,7 +167,7 @@
                 </m:e>
                 <m:sub>
                   <m:r>
-                    <m:t>2024</m:t>
+                    <m:t>2025</m:t>
                   </m:r>
                 </m:sub>
               </m:sSub>
@@ -219,10 +210,6 @@
           <w:tcPr/>
           <w:p>
             <w:pPr>
-              <w:numPr>
-                <w:ilvl w:val="0"/>
-                <w:numId w:val="1000"/>
-              </w:numPr>
               <w:pStyle w:val="Compact"/>
               <w:jc w:val="center"/>
             </w:pPr>
@@ -235,7 +222,7 @@
                 </m:e>
                 <m:sub>
                   <m:r>
-                    <m:t>2028</m:t>
+                    <m:t>2029</m:t>
                   </m:r>
                 </m:sub>
               </m:sSub>
@@ -246,10 +233,6 @@
           <w:tcPr/>
           <w:p>
             <w:pPr>
-              <w:numPr>
-                <w:ilvl w:val="0"/>
-                <w:numId w:val="1000"/>
-              </w:numPr>
               <w:pStyle w:val="Compact"/>
               <w:jc w:val="center"/>
             </w:pPr>
@@ -265,7 +248,7 @@
                 </m:e>
                 <m:sub>
                   <m:r>
-                    <m:t>2028</m:t>
+                    <m:t>2029</m:t>
                   </m:r>
                 </m:sub>
               </m:sSub>
@@ -308,10 +291,6 @@
           <w:tcPr/>
           <w:p>
             <w:pPr>
-              <w:numPr>
-                <w:ilvl w:val="0"/>
-                <w:numId w:val="1000"/>
-              </w:numPr>
               <w:pStyle w:val="Compact"/>
               <w:jc w:val="center"/>
             </w:pPr>
@@ -324,7 +303,7 @@
                 </m:e>
                 <m:sub>
                   <m:r>
-                    <m:t>2032</m:t>
+                    <m:t>2033</m:t>
                   </m:r>
                 </m:sub>
               </m:sSub>
@@ -335,10 +314,6 @@
           <w:tcPr/>
           <w:p>
             <w:pPr>
-              <w:numPr>
-                <w:ilvl w:val="0"/>
-                <w:numId w:val="1000"/>
-              </w:numPr>
               <w:pStyle w:val="Compact"/>
               <w:jc w:val="center"/>
             </w:pPr>
@@ -354,7 +329,7 @@
                 </m:e>
                 <m:sub>
                   <m:r>
-                    <m:t>2032</m:t>
+                    <m:t>2033</m:t>
                   </m:r>
                 </m:sub>
               </m:sSub>
@@ -397,31 +372,23 @@
           <w:tcPr/>
           <w:p>
             <w:pPr>
-              <w:numPr>
-                <w:ilvl w:val="0"/>
-                <w:numId w:val="1000"/>
-              </w:numPr>
-              <w:pStyle w:val="Compact"/>
-              <w:jc w:val="center"/>
-            </w:pPr>
-            <w:r>
-              <w:t xml:space="preserve">Catch 2023 (kt)</w:t>
-            </w:r>
-          </w:p>
-        </w:tc>
-        <w:tc>
-          <w:tcPr/>
-          <w:p>
-            <w:pPr>
-              <w:numPr>
-                <w:ilvl w:val="0"/>
-                <w:numId w:val="1000"/>
-              </w:numPr>
               <w:pStyle w:val="Compact"/>
               <w:jc w:val="center"/>
             </w:pPr>
             <w:r>
               <w:t xml:space="preserve">Catch 2024 (kt)</w:t>
+            </w:r>
+          </w:p>
+        </w:tc>
+        <w:tc>
+          <w:tcPr/>
+          <w:p>
+            <w:pPr>
+              <w:pStyle w:val="Compact"/>
+              <w:jc w:val="center"/>
+            </w:pPr>
+            <w:r>
+              <w:t xml:space="preserve">Catch 2025 (kt)</w:t>
             </w:r>
           </w:p>
         </w:tc>
@@ -431,10 +398,6 @@
           <w:tcPr/>
           <w:p>
             <w:pPr>
-              <w:numPr>
-                <w:ilvl w:val="0"/>
-                <w:numId w:val="1000"/>
-              </w:numPr>
               <w:pStyle w:val="Compact"/>
               <w:jc w:val="center"/>
             </w:pPr>
@@ -447,26 +410,18 @@
           <w:tcPr/>
           <w:p>
             <w:pPr>
-              <w:numPr>
-                <w:ilvl w:val="0"/>
-                <w:numId w:val="1000"/>
-              </w:numPr>
-              <w:pStyle w:val="Compact"/>
-              <w:jc w:val="center"/>
-            </w:pPr>
-            <w:r>
-              <w:t xml:space="preserve">16447</w:t>
-            </w:r>
-          </w:p>
-        </w:tc>
-        <w:tc>
-          <w:tcPr/>
-          <w:p>
-            <w:pPr>
-              <w:numPr>
-                <w:ilvl w:val="0"/>
-                <w:numId w:val="1000"/>
-              </w:numPr>
+              <w:pStyle w:val="Compact"/>
+              <w:jc w:val="center"/>
+            </w:pPr>
+            <w:r>
+              <w:t xml:space="preserve">17758</w:t>
+            </w:r>
+          </w:p>
+        </w:tc>
+        <w:tc>
+          <w:tcPr/>
+          <w:p>
+            <w:pPr>
               <w:pStyle w:val="Compact"/>
               <w:jc w:val="center"/>
             </w:pPr>
@@ -479,26 +434,18 @@
           <w:tcPr/>
           <w:p>
             <w:pPr>
-              <w:numPr>
-                <w:ilvl w:val="0"/>
-                <w:numId w:val="1000"/>
-              </w:numPr>
-              <w:pStyle w:val="Compact"/>
-              <w:jc w:val="center"/>
-            </w:pPr>
-            <w:r>
-              <w:t xml:space="preserve">17978</w:t>
-            </w:r>
-          </w:p>
-        </w:tc>
-        <w:tc>
-          <w:tcPr/>
-          <w:p>
-            <w:pPr>
-              <w:numPr>
-                <w:ilvl w:val="0"/>
-                <w:numId w:val="1000"/>
-              </w:numPr>
+              <w:pStyle w:val="Compact"/>
+              <w:jc w:val="center"/>
+            </w:pPr>
+            <w:r>
+              <w:t xml:space="preserve">17851</w:t>
+            </w:r>
+          </w:p>
+        </w:tc>
+        <w:tc>
+          <w:tcPr/>
+          <w:p>
+            <w:pPr>
               <w:pStyle w:val="Compact"/>
               <w:jc w:val="center"/>
             </w:pPr>
@@ -511,26 +458,18 @@
           <w:tcPr/>
           <w:p>
             <w:pPr>
-              <w:numPr>
-                <w:ilvl w:val="0"/>
-                <w:numId w:val="1000"/>
-              </w:numPr>
-              <w:pStyle w:val="Compact"/>
-              <w:jc w:val="center"/>
-            </w:pPr>
-            <w:r>
-              <w:t xml:space="preserve">17868</w:t>
-            </w:r>
-          </w:p>
-        </w:tc>
-        <w:tc>
-          <w:tcPr/>
-          <w:p>
-            <w:pPr>
-              <w:numPr>
-                <w:ilvl w:val="0"/>
-                <w:numId w:val="1000"/>
-              </w:numPr>
+              <w:pStyle w:val="Compact"/>
+              <w:jc w:val="center"/>
+            </w:pPr>
+            <w:r>
+              <w:t xml:space="preserve">16774</w:t>
+            </w:r>
+          </w:p>
+        </w:tc>
+        <w:tc>
+          <w:tcPr/>
+          <w:p>
+            <w:pPr>
               <w:pStyle w:val="Compact"/>
               <w:jc w:val="center"/>
             </w:pPr>
@@ -543,10 +482,6 @@
           <w:tcPr/>
           <w:p>
             <w:pPr>
-              <w:numPr>
-                <w:ilvl w:val="0"/>
-                <w:numId w:val="1000"/>
-              </w:numPr>
               <w:pStyle w:val="Compact"/>
               <w:jc w:val="center"/>
             </w:pPr>
@@ -559,10 +494,6 @@
           <w:tcPr/>
           <w:p>
             <w:pPr>
-              <w:numPr>
-                <w:ilvl w:val="0"/>
-                <w:numId w:val="1000"/>
-              </w:numPr>
               <w:pStyle w:val="Compact"/>
               <w:jc w:val="center"/>
             </w:pPr>
@@ -577,10 +508,6 @@
           <w:tcPr/>
           <w:p>
             <w:pPr>
-              <w:numPr>
-                <w:ilvl w:val="0"/>
-                <w:numId w:val="1000"/>
-              </w:numPr>
               <w:pStyle w:val="Compact"/>
               <w:jc w:val="center"/>
             </w:pPr>
@@ -593,26 +520,18 @@
           <w:tcPr/>
           <w:p>
             <w:pPr>
-              <w:numPr>
-                <w:ilvl w:val="0"/>
-                <w:numId w:val="1000"/>
-              </w:numPr>
-              <w:pStyle w:val="Compact"/>
-              <w:jc w:val="center"/>
-            </w:pPr>
-            <w:r>
-              <w:t xml:space="preserve">10568</w:t>
-            </w:r>
-          </w:p>
-        </w:tc>
-        <w:tc>
-          <w:tcPr/>
-          <w:p>
-            <w:pPr>
-              <w:numPr>
-                <w:ilvl w:val="0"/>
-                <w:numId w:val="1000"/>
-              </w:numPr>
+              <w:pStyle w:val="Compact"/>
+              <w:jc w:val="center"/>
+            </w:pPr>
+            <w:r>
+              <w:t xml:space="preserve">10167</w:t>
+            </w:r>
+          </w:p>
+        </w:tc>
+        <w:tc>
+          <w:tcPr/>
+          <w:p>
+            <w:pPr>
               <w:pStyle w:val="Compact"/>
               <w:jc w:val="center"/>
             </w:pPr>
@@ -625,95 +544,71 @@
           <w:tcPr/>
           <w:p>
             <w:pPr>
-              <w:numPr>
-                <w:ilvl w:val="0"/>
-                <w:numId w:val="1000"/>
-              </w:numPr>
-              <w:pStyle w:val="Compact"/>
-              <w:jc w:val="center"/>
-            </w:pPr>
-            <w:r>
-              <w:t xml:space="preserve">6908</w:t>
-            </w:r>
-          </w:p>
-        </w:tc>
-        <w:tc>
-          <w:tcPr/>
-          <w:p>
-            <w:pPr>
-              <w:numPr>
-                <w:ilvl w:val="0"/>
-                <w:numId w:val="1000"/>
-              </w:numPr>
-              <w:pStyle w:val="Compact"/>
-              <w:jc w:val="center"/>
-            </w:pPr>
-            <w:r>
-              <w:t xml:space="preserve">68</w:t>
-            </w:r>
-          </w:p>
-        </w:tc>
-        <w:tc>
-          <w:tcPr/>
-          <w:p>
-            <w:pPr>
-              <w:numPr>
-                <w:ilvl w:val="0"/>
-                <w:numId w:val="1000"/>
-              </w:numPr>
-              <w:pStyle w:val="Compact"/>
-              <w:jc w:val="center"/>
-            </w:pPr>
-            <w:r>
-              <w:t xml:space="preserve">6112</w:t>
-            </w:r>
-          </w:p>
-        </w:tc>
-        <w:tc>
-          <w:tcPr/>
-          <w:p>
-            <w:pPr>
-              <w:numPr>
-                <w:ilvl w:val="0"/>
-                <w:numId w:val="1000"/>
-              </w:numPr>
-              <w:pStyle w:val="Compact"/>
-              <w:jc w:val="center"/>
-            </w:pPr>
-            <w:r>
-              <w:t xml:space="preserve">53</w:t>
-            </w:r>
-          </w:p>
-        </w:tc>
-        <w:tc>
-          <w:tcPr/>
-          <w:p>
-            <w:pPr>
-              <w:numPr>
-                <w:ilvl w:val="0"/>
-                <w:numId w:val="1000"/>
-              </w:numPr>
-              <w:pStyle w:val="Compact"/>
-              <w:jc w:val="center"/>
-            </w:pPr>
-            <w:r>
-              <w:t xml:space="preserve">3120</w:t>
-            </w:r>
-          </w:p>
-        </w:tc>
-        <w:tc>
-          <w:tcPr/>
-          <w:p>
-            <w:pPr>
-              <w:numPr>
-                <w:ilvl w:val="0"/>
-                <w:numId w:val="1000"/>
-              </w:numPr>
-              <w:pStyle w:val="Compact"/>
-              <w:jc w:val="center"/>
-            </w:pPr>
-            <w:r>
-              <w:t xml:space="preserve">2659</w:t>
+              <w:pStyle w:val="Compact"/>
+              <w:jc w:val="center"/>
+            </w:pPr>
+            <w:r>
+              <w:t xml:space="preserve">5790</w:t>
+            </w:r>
+          </w:p>
+        </w:tc>
+        <w:tc>
+          <w:tcPr/>
+          <w:p>
+            <w:pPr>
+              <w:pStyle w:val="Compact"/>
+              <w:jc w:val="center"/>
+            </w:pPr>
+            <w:r>
+              <w:t xml:space="preserve">58</w:t>
+            </w:r>
+          </w:p>
+        </w:tc>
+        <w:tc>
+          <w:tcPr/>
+          <w:p>
+            <w:pPr>
+              <w:pStyle w:val="Compact"/>
+              <w:jc w:val="center"/>
+            </w:pPr>
+            <w:r>
+              <w:t xml:space="preserve">5166</w:t>
+            </w:r>
+          </w:p>
+        </w:tc>
+        <w:tc>
+          <w:tcPr/>
+          <w:p>
+            <w:pPr>
+              <w:pStyle w:val="Compact"/>
+              <w:jc w:val="center"/>
+            </w:pPr>
+            <w:r>
+              <w:t xml:space="preserve">44</w:t>
+            </w:r>
+          </w:p>
+        </w:tc>
+        <w:tc>
+          <w:tcPr/>
+          <w:p>
+            <w:pPr>
+              <w:pStyle w:val="Compact"/>
+              <w:jc w:val="center"/>
+            </w:pPr>
+            <w:r>
+              <w:t xml:space="preserve">4934</w:t>
+            </w:r>
+          </w:p>
+        </w:tc>
+        <w:tc>
+          <w:tcPr/>
+          <w:p>
+            <w:pPr>
+              <w:pStyle w:val="Compact"/>
+              <w:jc w:val="center"/>
+            </w:pPr>
+            <w:r>
+              <w:t xml:space="preserve">3823</w:t>
             </w:r>
           </w:p>
         </w:tc>
@@ -723,10 +618,6 @@
           <w:tcPr/>
           <w:p>
             <w:pPr>
-              <w:numPr>
-                <w:ilvl w:val="0"/>
-                <w:numId w:val="1000"/>
-              </w:numPr>
               <w:pStyle w:val="Compact"/>
               <w:jc w:val="center"/>
             </w:pPr>
@@ -739,26 +630,18 @@
           <w:tcPr/>
           <w:p>
             <w:pPr>
-              <w:numPr>
-                <w:ilvl w:val="0"/>
-                <w:numId w:val="1000"/>
-              </w:numPr>
-              <w:pStyle w:val="Compact"/>
-              <w:jc w:val="center"/>
-            </w:pPr>
-            <w:r>
-              <w:t xml:space="preserve">14813</w:t>
-            </w:r>
-          </w:p>
-        </w:tc>
-        <w:tc>
-          <w:tcPr/>
-          <w:p>
-            <w:pPr>
-              <w:numPr>
-                <w:ilvl w:val="0"/>
-                <w:numId w:val="1000"/>
-              </w:numPr>
+              <w:pStyle w:val="Compact"/>
+              <w:jc w:val="center"/>
+            </w:pPr>
+            <w:r>
+              <w:t xml:space="preserve">15938</w:t>
+            </w:r>
+          </w:p>
+        </w:tc>
+        <w:tc>
+          <w:tcPr/>
+          <w:p>
+            <w:pPr>
               <w:pStyle w:val="Compact"/>
               <w:jc w:val="center"/>
             </w:pPr>
@@ -771,26 +654,18 @@
           <w:tcPr/>
           <w:p>
             <w:pPr>
-              <w:numPr>
-                <w:ilvl w:val="0"/>
-                <w:numId w:val="1000"/>
-              </w:numPr>
-              <w:pStyle w:val="Compact"/>
-              <w:jc w:val="center"/>
-            </w:pPr>
-            <w:r>
-              <w:t xml:space="preserve">13485</w:t>
-            </w:r>
-          </w:p>
-        </w:tc>
-        <w:tc>
-          <w:tcPr/>
-          <w:p>
-            <w:pPr>
-              <w:numPr>
-                <w:ilvl w:val="0"/>
-                <w:numId w:val="1000"/>
-              </w:numPr>
+              <w:pStyle w:val="Compact"/>
+              <w:jc w:val="center"/>
+            </w:pPr>
+            <w:r>
+              <w:t xml:space="preserve">12768</w:t>
+            </w:r>
+          </w:p>
+        </w:tc>
+        <w:tc>
+          <w:tcPr/>
+          <w:p>
+            <w:pPr>
               <w:pStyle w:val="Compact"/>
               <w:jc w:val="center"/>
             </w:pPr>
@@ -803,26 +678,18 @@
           <w:tcPr/>
           <w:p>
             <w:pPr>
-              <w:numPr>
-                <w:ilvl w:val="0"/>
-                <w:numId w:val="1000"/>
-              </w:numPr>
-              <w:pStyle w:val="Compact"/>
-              <w:jc w:val="center"/>
-            </w:pPr>
-            <w:r>
-              <w:t xml:space="preserve">12541</w:t>
-            </w:r>
-          </w:p>
-        </w:tc>
-        <w:tc>
-          <w:tcPr/>
-          <w:p>
-            <w:pPr>
-              <w:numPr>
-                <w:ilvl w:val="0"/>
-                <w:numId w:val="1000"/>
-              </w:numPr>
+              <w:pStyle w:val="Compact"/>
+              <w:jc w:val="center"/>
+            </w:pPr>
+            <w:r>
+              <w:t xml:space="preserve">11369</w:t>
+            </w:r>
+          </w:p>
+        </w:tc>
+        <w:tc>
+          <w:tcPr/>
+          <w:p>
+            <w:pPr>
               <w:pStyle w:val="Compact"/>
               <w:jc w:val="center"/>
             </w:pPr>
@@ -835,31 +702,23 @@
           <w:tcPr/>
           <w:p>
             <w:pPr>
-              <w:numPr>
-                <w:ilvl w:val="0"/>
-                <w:numId w:val="1000"/>
-              </w:numPr>
-              <w:pStyle w:val="Compact"/>
-              <w:jc w:val="center"/>
-            </w:pPr>
-            <w:r>
-              <w:t xml:space="preserve">764</w:t>
-            </w:r>
-          </w:p>
-        </w:tc>
-        <w:tc>
-          <w:tcPr/>
-          <w:p>
-            <w:pPr>
-              <w:numPr>
-                <w:ilvl w:val="0"/>
-                <w:numId w:val="1000"/>
-              </w:numPr>
-              <w:pStyle w:val="Compact"/>
-              <w:jc w:val="center"/>
-            </w:pPr>
-            <w:r>
-              <w:t xml:space="preserve">844</w:t>
+              <w:pStyle w:val="Compact"/>
+              <w:jc w:val="center"/>
+            </w:pPr>
+            <w:r>
+              <w:t xml:space="preserve">974</w:t>
+            </w:r>
+          </w:p>
+        </w:tc>
+        <w:tc>
+          <w:tcPr/>
+          <w:p>
+            <w:pPr>
+              <w:pStyle w:val="Compact"/>
+              <w:jc w:val="center"/>
+            </w:pPr>
+            <w:r>
+              <w:t xml:space="preserve">1100</w:t>
             </w:r>
           </w:p>
         </w:tc>
@@ -869,10 +728,6 @@
           <w:tcPr/>
           <w:p>
             <w:pPr>
-              <w:numPr>
-                <w:ilvl w:val="0"/>
-                <w:numId w:val="1000"/>
-              </w:numPr>
               <w:pStyle w:val="Compact"/>
               <w:jc w:val="center"/>
             </w:pPr>
@@ -885,26 +740,18 @@
           <w:tcPr/>
           <w:p>
             <w:pPr>
-              <w:numPr>
-                <w:ilvl w:val="0"/>
-                <w:numId w:val="1000"/>
-              </w:numPr>
-              <w:pStyle w:val="Compact"/>
-              <w:jc w:val="center"/>
-            </w:pPr>
-            <w:r>
-              <w:t xml:space="preserve">14323</w:t>
-            </w:r>
-          </w:p>
-        </w:tc>
-        <w:tc>
-          <w:tcPr/>
-          <w:p>
-            <w:pPr>
-              <w:numPr>
-                <w:ilvl w:val="0"/>
-                <w:numId w:val="1000"/>
-              </w:numPr>
+              <w:pStyle w:val="Compact"/>
+              <w:jc w:val="center"/>
+            </w:pPr>
+            <w:r>
+              <w:t xml:space="preserve">15402</w:t>
+            </w:r>
+          </w:p>
+        </w:tc>
+        <w:tc>
+          <w:tcPr/>
+          <w:p>
+            <w:pPr>
               <w:pStyle w:val="Compact"/>
               <w:jc w:val="center"/>
             </w:pPr>
@@ -917,26 +764,18 @@
           <w:tcPr/>
           <w:p>
             <w:pPr>
-              <w:numPr>
-                <w:ilvl w:val="0"/>
-                <w:numId w:val="1000"/>
-              </w:numPr>
-              <w:pStyle w:val="Compact"/>
-              <w:jc w:val="center"/>
-            </w:pPr>
-            <w:r>
-              <w:t xml:space="preserve">12409</w:t>
-            </w:r>
-          </w:p>
-        </w:tc>
-        <w:tc>
-          <w:tcPr/>
-          <w:p>
-            <w:pPr>
-              <w:numPr>
-                <w:ilvl w:val="0"/>
-                <w:numId w:val="1000"/>
-              </w:numPr>
+              <w:pStyle w:val="Compact"/>
+              <w:jc w:val="center"/>
+            </w:pPr>
+            <w:r>
+              <w:t xml:space="preserve">11692</w:t>
+            </w:r>
+          </w:p>
+        </w:tc>
+        <w:tc>
+          <w:tcPr/>
+          <w:p>
+            <w:pPr>
               <w:pStyle w:val="Compact"/>
               <w:jc w:val="center"/>
             </w:pPr>
@@ -949,63 +788,47 @@
           <w:tcPr/>
           <w:p>
             <w:pPr>
-              <w:numPr>
-                <w:ilvl w:val="0"/>
-                <w:numId w:val="1000"/>
-              </w:numPr>
-              <w:pStyle w:val="Compact"/>
-              <w:jc w:val="center"/>
-            </w:pPr>
-            <w:r>
-              <w:t xml:space="preserve">11404</w:t>
-            </w:r>
-          </w:p>
-        </w:tc>
-        <w:tc>
-          <w:tcPr/>
-          <w:p>
-            <w:pPr>
-              <w:numPr>
-                <w:ilvl w:val="0"/>
-                <w:numId w:val="1000"/>
-              </w:numPr>
-              <w:pStyle w:val="Compact"/>
-              <w:jc w:val="center"/>
-            </w:pPr>
-            <w:r>
-              <w:t xml:space="preserve">96</w:t>
-            </w:r>
-          </w:p>
-        </w:tc>
-        <w:tc>
-          <w:tcPr/>
-          <w:p>
-            <w:pPr>
-              <w:numPr>
-                <w:ilvl w:val="0"/>
-                <w:numId w:val="1000"/>
-              </w:numPr>
-              <w:pStyle w:val="Compact"/>
-              <w:jc w:val="center"/>
-            </w:pPr>
-            <w:r>
-              <w:t xml:space="preserve">1006</w:t>
-            </w:r>
-          </w:p>
-        </w:tc>
-        <w:tc>
-          <w:tcPr/>
-          <w:p>
-            <w:pPr>
-              <w:numPr>
-                <w:ilvl w:val="0"/>
-                <w:numId w:val="1000"/>
-              </w:numPr>
-              <w:pStyle w:val="Compact"/>
-              <w:jc w:val="center"/>
-            </w:pPr>
-            <w:r>
-              <w:t xml:space="preserve">1083</w:t>
+              <w:pStyle w:val="Compact"/>
+              <w:jc w:val="center"/>
+            </w:pPr>
+            <w:r>
+              <w:t xml:space="preserve">10401</w:t>
+            </w:r>
+          </w:p>
+        </w:tc>
+        <w:tc>
+          <w:tcPr/>
+          <w:p>
+            <w:pPr>
+              <w:pStyle w:val="Compact"/>
+              <w:jc w:val="center"/>
+            </w:pPr>
+            <w:r>
+              <w:t xml:space="preserve">95</w:t>
+            </w:r>
+          </w:p>
+        </w:tc>
+        <w:tc>
+          <w:tcPr/>
+          <w:p>
+            <w:pPr>
+              <w:pStyle w:val="Compact"/>
+              <w:jc w:val="center"/>
+            </w:pPr>
+            <w:r>
+              <w:t xml:space="preserve">1282</w:t>
+            </w:r>
+          </w:p>
+        </w:tc>
+        <w:tc>
+          <w:tcPr/>
+          <w:p>
+            <w:pPr>
+              <w:pStyle w:val="Compact"/>
+              <w:jc w:val="center"/>
+            </w:pPr>
+            <w:r>
+              <w:t xml:space="preserve">1406</w:t>
             </w:r>
           </w:p>
         </w:tc>
@@ -1015,10 +838,6 @@
           <w:tcPr/>
           <w:p>
             <w:pPr>
-              <w:numPr>
-                <w:ilvl w:val="0"/>
-                <w:numId w:val="1000"/>
-              </w:numPr>
               <w:pStyle w:val="Compact"/>
               <w:jc w:val="center"/>
             </w:pPr>
@@ -1031,26 +850,18 @@
           <w:tcPr/>
           <w:p>
             <w:pPr>
-              <w:numPr>
-                <w:ilvl w:val="0"/>
-                <w:numId w:val="1000"/>
-              </w:numPr>
-              <w:pStyle w:val="Compact"/>
-              <w:jc w:val="center"/>
-            </w:pPr>
-            <w:r>
-              <w:t xml:space="preserve">13856</w:t>
-            </w:r>
-          </w:p>
-        </w:tc>
-        <w:tc>
-          <w:tcPr/>
-          <w:p>
-            <w:pPr>
-              <w:numPr>
-                <w:ilvl w:val="0"/>
-                <w:numId w:val="1000"/>
-              </w:numPr>
+              <w:pStyle w:val="Compact"/>
+              <w:jc w:val="center"/>
+            </w:pPr>
+            <w:r>
+              <w:t xml:space="preserve">14895</w:t>
+            </w:r>
+          </w:p>
+        </w:tc>
+        <w:tc>
+          <w:tcPr/>
+          <w:p>
+            <w:pPr>
               <w:pStyle w:val="Compact"/>
               <w:jc w:val="center"/>
             </w:pPr>
@@ -1063,26 +874,18 @@
           <w:tcPr/>
           <w:p>
             <w:pPr>
-              <w:numPr>
-                <w:ilvl w:val="0"/>
-                <w:numId w:val="1000"/>
-              </w:numPr>
-              <w:pStyle w:val="Compact"/>
-              <w:jc w:val="center"/>
-            </w:pPr>
-            <w:r>
-              <w:t xml:space="preserve">11484</w:t>
-            </w:r>
-          </w:p>
-        </w:tc>
-        <w:tc>
-          <w:tcPr/>
-          <w:p>
-            <w:pPr>
-              <w:numPr>
-                <w:ilvl w:val="0"/>
-                <w:numId w:val="1000"/>
-              </w:numPr>
+              <w:pStyle w:val="Compact"/>
+              <w:jc w:val="center"/>
+            </w:pPr>
+            <w:r>
+              <w:t xml:space="preserve">10804</w:t>
+            </w:r>
+          </w:p>
+        </w:tc>
+        <w:tc>
+          <w:tcPr/>
+          <w:p>
+            <w:pPr>
               <w:pStyle w:val="Compact"/>
               <w:jc w:val="center"/>
             </w:pPr>
@@ -1095,26 +898,18 @@
           <w:tcPr/>
           <w:p>
             <w:pPr>
-              <w:numPr>
-                <w:ilvl w:val="0"/>
-                <w:numId w:val="1000"/>
-              </w:numPr>
-              <w:pStyle w:val="Compact"/>
-              <w:jc w:val="center"/>
-            </w:pPr>
-            <w:r>
-              <w:t xml:space="preserve">10462</w:t>
-            </w:r>
-          </w:p>
-        </w:tc>
-        <w:tc>
-          <w:tcPr/>
-          <w:p>
-            <w:pPr>
-              <w:numPr>
-                <w:ilvl w:val="0"/>
-                <w:numId w:val="1000"/>
-              </w:numPr>
+              <w:pStyle w:val="Compact"/>
+              <w:jc w:val="center"/>
+            </w:pPr>
+            <w:r>
+              <w:t xml:space="preserve">9629</w:t>
+            </w:r>
+          </w:p>
+        </w:tc>
+        <w:tc>
+          <w:tcPr/>
+          <w:p>
+            <w:pPr>
               <w:pStyle w:val="Compact"/>
               <w:jc w:val="center"/>
             </w:pPr>
@@ -1127,31 +922,23 @@
           <w:tcPr/>
           <w:p>
             <w:pPr>
-              <w:numPr>
-                <w:ilvl w:val="0"/>
-                <w:numId w:val="1000"/>
-              </w:numPr>
-              <w:pStyle w:val="Compact"/>
-              <w:jc w:val="center"/>
-            </w:pPr>
-            <w:r>
-              <w:t xml:space="preserve">1243</w:t>
-            </w:r>
-          </w:p>
-        </w:tc>
-        <w:tc>
-          <w:tcPr/>
-          <w:p>
-            <w:pPr>
-              <w:numPr>
-                <w:ilvl w:val="0"/>
-                <w:numId w:val="1000"/>
-              </w:numPr>
-              <w:pStyle w:val="Compact"/>
-              <w:jc w:val="center"/>
-            </w:pPr>
-            <w:r>
-              <w:t xml:space="preserve">1305</w:t>
+              <w:pStyle w:val="Compact"/>
+              <w:jc w:val="center"/>
+            </w:pPr>
+            <w:r>
+              <w:t xml:space="preserve">1581</w:t>
+            </w:r>
+          </w:p>
+        </w:tc>
+        <w:tc>
+          <w:tcPr/>
+          <w:p>
+            <w:pPr>
+              <w:pStyle w:val="Compact"/>
+              <w:jc w:val="center"/>
+            </w:pPr>
+            <w:r>
+              <w:t xml:space="preserve">1685</w:t>
             </w:r>
           </w:p>
         </w:tc>
@@ -1449,6 +1236,25 @@
       <w:jc w:val="center"/>
     </w:pPr>
   </w:style>
+  <w:style w:customStyle="1" w:styleId="AbstractTitle" w:type="paragraph">
+    <w:name w:val="Abstract Title"/>
+    <w:basedOn w:val="Normal"/>
+    <w:next w:val="Abstract"/>
+    <w:qFormat/>
+    <w:pPr>
+      <w:keepNext/>
+      <w:keepLines/>
+      <w:jc w:val="center"/>
+      <w:spacing w:after="0" w:before="300"/>
+    </w:pPr>
+    <w:rPr>
+      <w:sz w:val="20"/>
+      <w:szCs w:val="20"/>
+      <w:b/>
+      <w:color w:val="345A8A"/>
+      &gt;
+    </w:rPr>
+  </w:style>
   <w:style w:customStyle="1" w:styleId="Abstract" w:type="paragraph">
     <w:name w:val="Abstract"/>
     <w:basedOn w:val="Normal"/>
@@ -1457,7 +1263,7 @@
     <w:pPr>
       <w:keepNext/>
       <w:keepLines/>
-      <w:spacing w:after="300" w:before="300"/>
+      <w:spacing w:after="300" w:before="100"/>
     </w:pPr>
     <w:rPr>
       <w:sz w:val="20"/>
@@ -1869,7 +1675,7 @@
     <w:name w:val="ConstantTok"/>
     <w:basedOn w:val="VerbatimChar"/>
     <w:rPr>
-      <w:color w:val="000000"/>
+      <w:color w:val="8f5902"/>
       <w:shd w:val="clear" w:fill="f8f8f8"/>
     </w:rPr>
   </w:style>
@@ -1885,8 +1691,9 @@
     <w:name w:val="SpecialCharTok"/>
     <w:basedOn w:val="VerbatimChar"/>
     <w:rPr>
-      <w:color w:val="000000"/>
-      <w:shd w:val="clear" w:fill="f8f8f8"/>
+      <w:color w:val="ce5c00"/>
+      <w:shd w:val="clear" w:fill="f8f8f8"/>
+      <w:b/>
     </w:rPr>
   </w:style>
   <w:style w:type="character" w:customStyle="1" w:styleId="StringTok">
@@ -1971,8 +1778,9 @@
     <w:name w:val="FunctionTok"/>
     <w:basedOn w:val="VerbatimChar"/>
     <w:rPr>
-      <w:color w:val="000000"/>
-      <w:shd w:val="clear" w:fill="f8f8f8"/>
+      <w:color w:val="204a87"/>
+      <w:shd w:val="clear" w:fill="f8f8f8"/>
+      <w:b/>
     </w:rPr>
   </w:style>
   <w:style w:type="character" w:customStyle="1" w:styleId="VariableTok">
@@ -2028,7 +1836,7 @@
     <w:name w:val="AttributeTok"/>
     <w:basedOn w:val="VerbatimChar"/>
     <w:rPr>
-      <w:color w:val="c4a000"/>
+      <w:color w:val="204a87"/>
       <w:shd w:val="clear" w:fill="f8f8f8"/>
     </w:rPr>
   </w:style>
